--- a/racheal_cv/brief_versions/05_editorial_split/racheal_cv.docx
+++ b/racheal_cv/brief_versions/05_editorial_split/racheal_cv.docx
@@ -8,21 +8,21 @@
         <w:tblLook w:firstColumn="1" w:firstRow="1" w:lastColumn="0" w:lastRow="0" w:noHBand="0" w:noVBand="1" w:val="04A0"/>
       </w:tblPr>
       <w:tblGrid>
-        <w:gridCol w:w="5326"/>
-        <w:gridCol w:w="5326"/>
+        <w:gridCol w:w="5440"/>
+        <w:gridCol w:w="5440"/>
       </w:tblGrid>
       <w:tr>
         <w:tc>
           <w:tcPr>
-            <w:tcW w:type="dxa" w:w="5326"/>
-            <w:shd w:fill="F7F3EE" w:val="clear"/>
+            <w:tcW w:type="dxa" w:w="5440"/>
+            <w:shd w:fill="F8F5F0" w:val="clear"/>
           </w:tcPr>
           <w:p>
             <w:r>
               <w:rPr>
                 <w:rFonts w:ascii="Calibri" w:hAnsi="Calibri" w:eastAsia="Calibri"/>
                 <w:b/>
-                <w:color w:val="C9A227"/>
+                <w:color w:val="B8953E"/>
                 <w:sz w:val="16"/>
               </w:rPr>
               <w:t>CURRICULUM VITAE</w:t>
@@ -33,8 +33,8 @@
               <w:rPr>
                 <w:rFonts w:ascii="Calibri" w:hAnsi="Calibri" w:eastAsia="Calibri"/>
                 <w:b/>
-                <w:color w:val="0B3D5C"/>
-                <w:sz w:val="32"/>
+                <w:color w:val="0A3A52"/>
+                <w:sz w:val="28"/>
               </w:rPr>
               <w:t>RACHEAL NABUKEERA SEKAGIRI</w:t>
             </w:r>
@@ -44,10 +44,10 @@
               <w:rPr>
                 <w:rFonts w:ascii="Calibri" w:hAnsi="Calibri" w:eastAsia="Calibri"/>
                 <w:b w:val="0"/>
-                <w:color w:val="1A6B7A"/>
-                <w:sz w:val="19"/>
+                <w:color w:val="1F6F78"/>
+                <w:sz w:val="18"/>
               </w:rPr>
-              <w:t>Senior Human Resource Executive | Human Capital Strategist</w:t>
+              <w:t>Senior Human Resource Executive  ·  Human Capital Strategist</w:t>
             </w:r>
           </w:p>
           <w:p>
@@ -55,17 +55,17 @@
               <w:rPr>
                 <w:rFonts w:ascii="Calibri" w:hAnsi="Calibri" w:eastAsia="Calibri"/>
                 <w:b w:val="0"/>
-                <w:color w:val="627D98"/>
-                <w:sz w:val="17"/>
+                <w:color w:val="5B6B7C"/>
+                <w:sz w:val="16"/>
               </w:rPr>
-              <w:t>Kampala, Uganda · +256 772 849258 | +256 701 849258 · info@fairbanksmedicalcentre.org</w:t>
+              <w:t>Kampala, Uganda · +256 772 849258  ·  +256 701 849258 · info@fairbanksmedicalcentre.org</w:t>
             </w:r>
           </w:p>
         </w:tc>
         <w:tc>
           <w:tcPr>
-            <w:tcW w:type="dxa" w:w="5326"/>
-            <w:shd w:fill="F7F3EE" w:val="clear"/>
+            <w:tcW w:type="dxa" w:w="5440"/>
+            <w:shd w:fill="F8F5F0" w:val="clear"/>
           </w:tcPr>
           <w:p>
             <w:pPr>
@@ -74,7 +74,7 @@
             <w:r>
               <w:drawing>
                 <wp:inline xmlns:a="http://schemas.openxmlformats.org/drawingml/2006/main" xmlns:pic="http://schemas.openxmlformats.org/drawingml/2006/picture">
-                  <wp:extent cx="1051560" cy="1051560"/>
+                  <wp:extent cx="1143000" cy="1143000"/>
                   <wp:docPr id="1" name="Picture 1"/>
                   <wp:cNvGraphicFramePr>
                     <a:graphicFrameLocks noChangeAspect="1"/>
@@ -95,7 +95,7 @@
                         <pic:spPr>
                           <a:xfrm>
                             <a:off x="0" y="0"/>
-                            <a:ext cx="1051560" cy="1051560"/>
+                            <a:ext cx="1143000" cy="1143000"/>
                           </a:xfrm>
                           <a:prstGeom prst="rect"/>
                         </pic:spPr>
@@ -116,21 +116,21 @@
         <w:tblLook w:firstColumn="1" w:firstRow="1" w:lastColumn="0" w:lastRow="0" w:noHBand="0" w:noVBand="1" w:val="04A0"/>
       </w:tblPr>
       <w:tblGrid>
-        <w:gridCol w:w="5326"/>
-        <w:gridCol w:w="5326"/>
+        <w:gridCol w:w="5440"/>
+        <w:gridCol w:w="5440"/>
       </w:tblGrid>
       <w:tr>
         <w:tc>
           <w:tcPr>
             <w:tcW w:type="dxa" w:w="3402"/>
-            <w:shd w:fill="F0F4F8" w:val="clear"/>
+            <w:shd w:fill="F4F7FA" w:val="clear"/>
           </w:tcPr>
           <w:p>
             <w:r>
               <w:rPr>
                 <w:rFonts w:ascii="Calibri" w:hAnsi="Calibri" w:eastAsia="Calibri"/>
                 <w:b/>
-                <w:color w:val="0B3D5C"/>
+                <w:color w:val="0A3A52"/>
                 <w:sz w:val="18"/>
               </w:rPr>
               <w:t>AT A GLANCE</w:t>
@@ -145,10 +145,10 @@
               <w:rPr>
                 <w:rFonts w:ascii="Calibri" w:hAnsi="Calibri" w:eastAsia="Calibri"/>
                 <w:b w:val="0"/>
-                <w:color w:val="243B53"/>
-                <w:sz w:val="17"/>
+                <w:color w:val="1F2A37"/>
+                <w:sz w:val="16"/>
               </w:rPr>
-              <w:t>30 years HR and executive management experience</w:t>
+              <w:t>30 years progressive HR &amp; executive management</w:t>
             </w:r>
           </w:p>
           <w:p>
@@ -160,8 +160,8 @@
               <w:rPr>
                 <w:rFonts w:ascii="Calibri" w:hAnsi="Calibri" w:eastAsia="Calibri"/>
                 <w:b w:val="0"/>
-                <w:color w:val="243B53"/>
-                <w:sz w:val="17"/>
+                <w:color w:val="1F2A37"/>
+                <w:sz w:val="16"/>
               </w:rPr>
               <w:t>18+ years executive Human Resource leadership</w:t>
             </w:r>
@@ -175,10 +175,10 @@
               <w:rPr>
                 <w:rFonts w:ascii="Calibri" w:hAnsi="Calibri" w:eastAsia="Calibri"/>
                 <w:b w:val="0"/>
-                <w:color w:val="243B53"/>
-                <w:sz w:val="17"/>
+                <w:color w:val="1F2A37"/>
+                <w:sz w:val="16"/>
               </w:rPr>
-              <w:t>HR leadership for 2,000+ employees across 50+ units</w:t>
+              <w:t>HR leadership for 2,000+ staff across 50+ units</w:t>
             </w:r>
           </w:p>
           <w:p>
@@ -190,8 +190,8 @@
               <w:rPr>
                 <w:rFonts w:ascii="Calibri" w:hAnsi="Calibri" w:eastAsia="Calibri"/>
                 <w:b w:val="0"/>
-                <w:color w:val="243B53"/>
-                <w:sz w:val="17"/>
+                <w:color w:val="1F2A37"/>
+                <w:sz w:val="16"/>
               </w:rPr>
               <w:t>Founder &amp; MD, FairBanks Medical Centre Ltd</w:t>
             </w:r>
@@ -205,8 +205,8 @@
               <w:rPr>
                 <w:rFonts w:ascii="Calibri" w:hAnsi="Calibri" w:eastAsia="Calibri"/>
                 <w:b w:val="0"/>
-                <w:color w:val="243B53"/>
-                <w:sz w:val="17"/>
+                <w:color w:val="1F2A37"/>
+                <w:sz w:val="16"/>
               </w:rPr>
               <w:t>Social enterprise reach: 10,000+ beneficiaries</w:t>
             </w:r>
@@ -216,7 +216,7 @@
               <w:rPr>
                 <w:rFonts w:ascii="Calibri" w:hAnsi="Calibri" w:eastAsia="Calibri"/>
                 <w:b/>
-                <w:color w:val="0B3D5C"/>
+                <w:color w:val="0A3A52"/>
                 <w:sz w:val="18"/>
               </w:rPr>
               <w:t>SKILLS</w:t>
@@ -231,8 +231,8 @@
               <w:rPr>
                 <w:rFonts w:ascii="Calibri" w:hAnsi="Calibri" w:eastAsia="Calibri"/>
                 <w:b w:val="0"/>
-                <w:color w:val="243B53"/>
-                <w:sz w:val="17"/>
+                <w:color w:val="1F2A37"/>
+                <w:sz w:val="16"/>
               </w:rPr>
               <w:t>HR Strategy</w:t>
             </w:r>
@@ -246,8 +246,8 @@
               <w:rPr>
                 <w:rFonts w:ascii="Calibri" w:hAnsi="Calibri" w:eastAsia="Calibri"/>
                 <w:b w:val="0"/>
-                <w:color w:val="243B53"/>
-                <w:sz w:val="17"/>
+                <w:color w:val="1F2A37"/>
+                <w:sz w:val="16"/>
               </w:rPr>
               <w:t>Organisational Development</w:t>
             </w:r>
@@ -261,8 +261,8 @@
               <w:rPr>
                 <w:rFonts w:ascii="Calibri" w:hAnsi="Calibri" w:eastAsia="Calibri"/>
                 <w:b w:val="0"/>
-                <w:color w:val="243B53"/>
-                <w:sz w:val="17"/>
+                <w:color w:val="1F2A37"/>
+                <w:sz w:val="16"/>
               </w:rPr>
               <w:t>Talent Management</w:t>
             </w:r>
@@ -276,8 +276,8 @@
               <w:rPr>
                 <w:rFonts w:ascii="Calibri" w:hAnsi="Calibri" w:eastAsia="Calibri"/>
                 <w:b w:val="0"/>
-                <w:color w:val="243B53"/>
-                <w:sz w:val="17"/>
+                <w:color w:val="1F2A37"/>
+                <w:sz w:val="16"/>
               </w:rPr>
               <w:t>Workforce Planning</w:t>
             </w:r>
@@ -291,8 +291,8 @@
               <w:rPr>
                 <w:rFonts w:ascii="Calibri" w:hAnsi="Calibri" w:eastAsia="Calibri"/>
                 <w:b w:val="0"/>
-                <w:color w:val="243B53"/>
-                <w:sz w:val="17"/>
+                <w:color w:val="1F2A37"/>
+                <w:sz w:val="16"/>
               </w:rPr>
               <w:t>Change Management</w:t>
             </w:r>
@@ -306,8 +306,8 @@
               <w:rPr>
                 <w:rFonts w:ascii="Calibri" w:hAnsi="Calibri" w:eastAsia="Calibri"/>
                 <w:b w:val="0"/>
-                <w:color w:val="243B53"/>
-                <w:sz w:val="17"/>
+                <w:color w:val="1F2A37"/>
+                <w:sz w:val="16"/>
               </w:rPr>
               <w:t>Performance Management</w:t>
             </w:r>
@@ -321,8 +321,8 @@
               <w:rPr>
                 <w:rFonts w:ascii="Calibri" w:hAnsi="Calibri" w:eastAsia="Calibri"/>
                 <w:b w:val="0"/>
-                <w:color w:val="243B53"/>
-                <w:sz w:val="17"/>
+                <w:color w:val="1F2A37"/>
+                <w:sz w:val="16"/>
               </w:rPr>
               <w:t>Employee Relations</w:t>
             </w:r>
@@ -336,8 +336,8 @@
               <w:rPr>
                 <w:rFonts w:ascii="Calibri" w:hAnsi="Calibri" w:eastAsia="Calibri"/>
                 <w:b w:val="0"/>
-                <w:color w:val="243B53"/>
-                <w:sz w:val="17"/>
+                <w:color w:val="1F2A37"/>
+                <w:sz w:val="16"/>
               </w:rPr>
               <w:t>Corporate Governance</w:t>
             </w:r>
@@ -351,8 +351,8 @@
               <w:rPr>
                 <w:rFonts w:ascii="Calibri" w:hAnsi="Calibri" w:eastAsia="Calibri"/>
                 <w:b w:val="0"/>
-                <w:color w:val="243B53"/>
-                <w:sz w:val="17"/>
+                <w:color w:val="1F2A37"/>
+                <w:sz w:val="16"/>
               </w:rPr>
               <w:t>Leadership Development</w:t>
             </w:r>
@@ -366,8 +366,8 @@
               <w:rPr>
                 <w:rFonts w:ascii="Calibri" w:hAnsi="Calibri" w:eastAsia="Calibri"/>
                 <w:b w:val="0"/>
-                <w:color w:val="243B53"/>
-                <w:sz w:val="17"/>
+                <w:color w:val="1F2A37"/>
+                <w:sz w:val="16"/>
               </w:rPr>
               <w:t>HR Analytics / HRIS</w:t>
             </w:r>
@@ -377,7 +377,7 @@
               <w:rPr>
                 <w:rFonts w:ascii="Calibri" w:hAnsi="Calibri" w:eastAsia="Calibri"/>
                 <w:b/>
-                <w:color w:val="0B3D5C"/>
+                <w:color w:val="0A3A52"/>
                 <w:sz w:val="18"/>
               </w:rPr>
               <w:t>EDUCATION</w:t>
@@ -385,44 +385,44 @@
           </w:p>
           <w:p>
             <w:pPr>
-              <w:spacing w:after="60"/>
+              <w:spacing w:after="40"/>
             </w:pPr>
             <w:r>
               <w:rPr>
                 <w:rFonts w:ascii="Calibri" w:hAnsi="Calibri" w:eastAsia="Calibri"/>
                 <w:b w:val="0"/>
-                <w:color w:val="243B53"/>
-                <w:sz w:val="17"/>
+                <w:color w:val="1F2A37"/>
+                <w:sz w:val="16"/>
               </w:rPr>
-              <w:t>PhD in Management (Ongoing) - Uganda Christian University</w:t>
+              <w:t>PhD Management (Ongoing) - Uganda Christian University</w:t>
             </w:r>
           </w:p>
           <w:p>
             <w:pPr>
-              <w:spacing w:after="60"/>
+              <w:spacing w:after="40"/>
             </w:pPr>
             <w:r>
               <w:rPr>
                 <w:rFonts w:ascii="Calibri" w:hAnsi="Calibri" w:eastAsia="Calibri"/>
                 <w:b w:val="0"/>
-                <w:color w:val="243B53"/>
-                <w:sz w:val="17"/>
+                <w:color w:val="1F2A37"/>
+                <w:sz w:val="16"/>
               </w:rPr>
-              <w:t>Master of Social Sector Planning and Management - Makerere University</w:t>
+              <w:t>MSSPM - Makerere University</w:t>
             </w:r>
           </w:p>
           <w:p>
             <w:pPr>
-              <w:spacing w:after="60"/>
+              <w:spacing w:after="40"/>
             </w:pPr>
             <w:r>
               <w:rPr>
                 <w:rFonts w:ascii="Calibri" w:hAnsi="Calibri" w:eastAsia="Calibri"/>
                 <w:b w:val="0"/>
-                <w:color w:val="243B53"/>
-                <w:sz w:val="17"/>
+                <w:color w:val="1F2A37"/>
+                <w:sz w:val="16"/>
               </w:rPr>
-              <w:t>Bachelor of Arts in Social Sciences - Makerere University</w:t>
+              <w:t>BA Social Sciences - Makerere University</w:t>
             </w:r>
           </w:p>
           <w:p>
@@ -430,7 +430,7 @@
               <w:rPr>
                 <w:rFonts w:ascii="Calibri" w:hAnsi="Calibri" w:eastAsia="Calibri"/>
                 <w:b/>
-                <w:color w:val="0B3D5C"/>
+                <w:color w:val="0A3A52"/>
                 <w:sz w:val="18"/>
               </w:rPr>
               <w:t>MORE</w:t>
@@ -438,14 +438,14 @@
           </w:p>
           <w:p>
             <w:pPr>
-              <w:spacing w:after="60"/>
+              <w:spacing w:after="40"/>
             </w:pPr>
             <w:r>
               <w:rPr>
                 <w:rFonts w:ascii="Calibri" w:hAnsi="Calibri" w:eastAsia="Calibri"/>
                 <w:b w:val="0"/>
-                <w:color w:val="243B53"/>
-                <w:sz w:val="17"/>
+                <w:color w:val="1F2A37"/>
+                <w:sz w:val="16"/>
               </w:rPr>
               <w:t>FUE Member · English &amp; Luganda · References on request</w:t>
             </w:r>
@@ -453,14 +453,14 @@
         </w:tc>
         <w:tc>
           <w:tcPr>
-            <w:tcW w:type="dxa" w:w="6803"/>
+            <w:tcW w:type="dxa" w:w="7087"/>
           </w:tcPr>
           <w:p>
             <w:r>
               <w:rPr>
                 <w:rFonts w:ascii="Calibri" w:hAnsi="Calibri" w:eastAsia="Calibri"/>
                 <w:b/>
-                <w:color w:val="0B3D5C"/>
+                <w:color w:val="0A3A52"/>
                 <w:sz w:val="18"/>
               </w:rPr>
               <w:t>PROFILE</w:t>
@@ -468,30 +468,16 @@
           </w:p>
           <w:p>
             <w:pPr>
-              <w:spacing w:after="60"/>
+              <w:spacing w:after="40"/>
             </w:pPr>
             <w:r>
               <w:rPr>
                 <w:rFonts w:ascii="Calibri" w:hAnsi="Calibri" w:eastAsia="Calibri"/>
                 <w:b w:val="0"/>
-                <w:color w:val="243B53"/>
-                <w:sz w:val="19"/>
+                <w:color w:val="1F2A37"/>
+                <w:sz w:val="18"/>
               </w:rPr>
-              <w:t>Strategic HR executive with nearly 30 years of experience and over 18 years in executive HR leadership. Aligns people strategy with organisational performance across complex institutions.</w:t>
-            </w:r>
-          </w:p>
-          <w:p>
-            <w:pPr>
-              <w:spacing w:after="60"/>
-            </w:pPr>
-            <w:r>
-              <w:rPr>
-                <w:rFonts w:ascii="Calibri" w:hAnsi="Calibri" w:eastAsia="Calibri"/>
-                <w:b w:val="0"/>
-                <w:color w:val="243B53"/>
-                <w:sz w:val="19"/>
-              </w:rPr>
-              <w:t>Founder and Managing Director, FairBanks Medical Centre Ltd. Formerly led Group HR for 2,000+ employees across 50+ departments. PhD Candidate (Management) researching AI prediction of occupational burnout.</w:t>
+              <w:t>Strategic HR executive with nearly 30 years of experience and over 18 years in executive leadership. Aligns people strategy with organisational performance. Founder &amp; Managing Director, FairBanks Medical Centre Ltd. Formerly led Group HR for 2,000+ employees across 50+ units. PhD Candidate researching AI prediction of occupational burnout.</w:t>
             </w:r>
           </w:p>
           <w:p>
@@ -499,7 +485,7 @@
               <w:rPr>
                 <w:rFonts w:ascii="Calibri" w:hAnsi="Calibri" w:eastAsia="Calibri"/>
                 <w:b/>
-                <w:color w:val="0B3D5C"/>
+                <w:color w:val="0A3A52"/>
                 <w:sz w:val="18"/>
               </w:rPr>
               <w:t>EXPERIENCE</w:t>
@@ -507,14 +493,14 @@
           </w:p>
           <w:p>
             <w:pPr>
-              <w:spacing w:before="100"/>
+              <w:spacing w:before="60"/>
             </w:pPr>
             <w:r>
               <w:rPr>
                 <w:rFonts w:ascii="Calibri" w:hAnsi="Calibri" w:eastAsia="Calibri"/>
                 <w:b/>
-                <w:color w:val="0B3D5C"/>
-                <w:sz w:val="19"/>
+                <w:color w:val="0A3A52"/>
+                <w:sz w:val="18"/>
               </w:rPr>
               <w:t>Founder, Managing Director &amp; Executive HR Leader</w:t>
             </w:r>
@@ -524,52 +510,36 @@
               <w:rPr>
                 <w:rFonts w:ascii="Calibri" w:hAnsi="Calibri" w:eastAsia="Calibri"/>
                 <w:b w:val="0"/>
-                <w:color w:val="1A6B7A"/>
-                <w:sz w:val="17"/>
+                <w:color w:val="1F6F78"/>
+                <w:sz w:val="16"/>
               </w:rPr>
               <w:t>FairBanks Medical Centre Ltd | 2025 - Present</w:t>
             </w:r>
           </w:p>
           <w:p>
             <w:pPr>
-              <w:pStyle w:val="ListBullet"/>
-              <w:spacing w:after="20"/>
+              <w:spacing w:after="40"/>
             </w:pPr>
             <w:r>
               <w:rPr>
                 <w:rFonts w:ascii="Calibri" w:hAnsi="Calibri" w:eastAsia="Calibri"/>
                 <w:b w:val="0"/>
-                <w:color w:val="243B53"/>
+                <w:color w:val="1F2A37"/>
                 <w:sz w:val="17"/>
               </w:rPr>
-              <w:t>Lead strategy, governance, HR and institutional growth.</w:t>
+              <w:t>Strategy, governance, HR and growth; founded social enterprise (10,000+ beneficiaries).</w:t>
             </w:r>
           </w:p>
           <w:p>
             <w:pPr>
-              <w:pStyle w:val="ListBullet"/>
-              <w:spacing w:after="20"/>
-            </w:pPr>
-            <w:r>
-              <w:rPr>
-                <w:rFonts w:ascii="Calibri" w:hAnsi="Calibri" w:eastAsia="Calibri"/>
-                <w:b w:val="0"/>
-                <w:color w:val="243B53"/>
-                <w:sz w:val="17"/>
-              </w:rPr>
-              <w:t>Founded social enterprise initiative (10,000+ beneficiaries).</w:t>
-            </w:r>
-          </w:p>
-          <w:p>
-            <w:pPr>
-              <w:spacing w:before="100"/>
+              <w:spacing w:before="60"/>
             </w:pPr>
             <w:r>
               <w:rPr>
                 <w:rFonts w:ascii="Calibri" w:hAnsi="Calibri" w:eastAsia="Calibri"/>
                 <w:b/>
-                <w:color w:val="0B3D5C"/>
-                <w:sz w:val="19"/>
+                <w:color w:val="0A3A52"/>
+                <w:sz w:val="18"/>
               </w:rPr>
               <w:t>Group Human Resource &amp; Administration Manager</w:t>
             </w:r>
@@ -579,52 +549,36 @@
               <w:rPr>
                 <w:rFonts w:ascii="Calibri" w:hAnsi="Calibri" w:eastAsia="Calibri"/>
                 <w:b w:val="0"/>
-                <w:color w:val="1A6B7A"/>
-                <w:sz w:val="17"/>
+                <w:color w:val="1F6F78"/>
+                <w:sz w:val="16"/>
               </w:rPr>
               <w:t>Norvik Group | Jul 2016 - Feb 2026</w:t>
             </w:r>
           </w:p>
           <w:p>
             <w:pPr>
-              <w:pStyle w:val="ListBullet"/>
-              <w:spacing w:after="20"/>
+              <w:spacing w:after="40"/>
             </w:pPr>
             <w:r>
               <w:rPr>
                 <w:rFonts w:ascii="Calibri" w:hAnsi="Calibri" w:eastAsia="Calibri"/>
                 <w:b w:val="0"/>
-                <w:color w:val="243B53"/>
+                <w:color w:val="1F2A37"/>
                 <w:sz w:val="17"/>
               </w:rPr>
-              <w:t>Directed Group HR for 2,000+ employees across 50+ units.</w:t>
+              <w:t>Directed Group HR for 2,000+ employees; led workforce planning and leadership development.</w:t>
             </w:r>
           </w:p>
           <w:p>
             <w:pPr>
-              <w:pStyle w:val="ListBullet"/>
-              <w:spacing w:after="20"/>
-            </w:pPr>
-            <w:r>
-              <w:rPr>
-                <w:rFonts w:ascii="Calibri" w:hAnsi="Calibri" w:eastAsia="Calibri"/>
-                <w:b w:val="0"/>
-                <w:color w:val="243B53"/>
-                <w:sz w:val="17"/>
-              </w:rPr>
-              <w:t>Led workforce planning, restructuring and leadership development.</w:t>
-            </w:r>
-          </w:p>
-          <w:p>
-            <w:pPr>
-              <w:spacing w:before="100"/>
+              <w:spacing w:before="60"/>
             </w:pPr>
             <w:r>
               <w:rPr>
                 <w:rFonts w:ascii="Calibri" w:hAnsi="Calibri" w:eastAsia="Calibri"/>
                 <w:b/>
-                <w:color w:val="0B3D5C"/>
-                <w:sz w:val="19"/>
+                <w:color w:val="0A3A52"/>
+                <w:sz w:val="18"/>
               </w:rPr>
               <w:t>Human Resource &amp; Administration Manager</w:t>
             </w:r>
@@ -634,37 +588,36 @@
               <w:rPr>
                 <w:rFonts w:ascii="Calibri" w:hAnsi="Calibri" w:eastAsia="Calibri"/>
                 <w:b w:val="0"/>
-                <w:color w:val="1A6B7A"/>
-                <w:sz w:val="17"/>
+                <w:color w:val="1F6F78"/>
+                <w:sz w:val="16"/>
               </w:rPr>
               <w:t>Norvik Hospital Ltd | Sep 2013 - 2016</w:t>
             </w:r>
           </w:p>
           <w:p>
             <w:pPr>
-              <w:pStyle w:val="ListBullet"/>
-              <w:spacing w:after="20"/>
+              <w:spacing w:after="40"/>
             </w:pPr>
             <w:r>
               <w:rPr>
                 <w:rFonts w:ascii="Calibri" w:hAnsi="Calibri" w:eastAsia="Calibri"/>
                 <w:b w:val="0"/>
-                <w:color w:val="243B53"/>
+                <w:color w:val="1F2A37"/>
                 <w:sz w:val="17"/>
               </w:rPr>
-              <w:t>Led recruitment, employee relations and performance systems.</w:t>
+              <w:t>Led recruitment, employee relations, performance systems and HR policy.</w:t>
             </w:r>
           </w:p>
           <w:p>
             <w:pPr>
-              <w:spacing w:before="100"/>
+              <w:spacing w:before="60"/>
             </w:pPr>
             <w:r>
               <w:rPr>
                 <w:rFonts w:ascii="Calibri" w:hAnsi="Calibri" w:eastAsia="Calibri"/>
                 <w:b/>
-                <w:color w:val="0B3D5C"/>
-                <w:sz w:val="19"/>
+                <w:color w:val="0A3A52"/>
+                <w:sz w:val="18"/>
               </w:rPr>
               <w:t>Human Resource Manager</w:t>
             </w:r>
@@ -674,25 +627,38 @@
               <w:rPr>
                 <w:rFonts w:ascii="Calibri" w:hAnsi="Calibri" w:eastAsia="Calibri"/>
                 <w:b w:val="0"/>
-                <w:color w:val="1A6B7A"/>
-                <w:sz w:val="17"/>
+                <w:color w:val="1F6F78"/>
+                <w:sz w:val="16"/>
               </w:rPr>
               <w:t>St. Catherine's Hospital | 2007 - 2010</w:t>
             </w:r>
           </w:p>
           <w:p>
             <w:pPr>
-              <w:pStyle w:val="ListBullet"/>
-              <w:spacing w:after="20"/>
+              <w:spacing w:after="40"/>
             </w:pPr>
             <w:r>
               <w:rPr>
                 <w:rFonts w:ascii="Calibri" w:hAnsi="Calibri" w:eastAsia="Calibri"/>
                 <w:b w:val="0"/>
-                <w:color w:val="243B53"/>
+                <w:color w:val="1F2A37"/>
                 <w:sz w:val="17"/>
               </w:rPr>
               <w:t>Managed HR operations, welfare and labour compliance.</w:t>
+            </w:r>
+          </w:p>
+          <w:p>
+            <w:pPr>
+              <w:spacing w:after="40"/>
+            </w:pPr>
+            <w:r>
+              <w:rPr>
+                <w:rFonts w:ascii="Calibri" w:hAnsi="Calibri" w:eastAsia="Calibri"/>
+                <w:b w:val="0"/>
+                <w:color w:val="5B6B7C"/>
+                <w:sz w:val="16"/>
+              </w:rPr>
+              <w:t>Earlier: Health Systems Administrator, St. Catherine's (2010-2013); HR Assistant, E Power Limited (1997-2000).</w:t>
             </w:r>
           </w:p>
         </w:tc>
@@ -700,7 +666,7 @@
     </w:tbl>
     <w:sectPr>
       <w:pgSz w:w="12240" w:h="15840"/>
-      <w:pgMar w:top="737" w:right="794" w:bottom="737" w:left="794" w:header="720" w:footer="720" w:gutter="0"/>
+      <w:pgMar w:top="624" w:right="680" w:bottom="624" w:left="680" w:header="720" w:footer="720" w:gutter="0"/>
       <w:cols w:space="720"/>
       <w:docGrid w:linePitch="360"/>
     </w:sectPr>

--- a/racheal_cv/brief_versions/05_editorial_split/racheal_cv.docx
+++ b/racheal_cv/brief_versions/05_editorial_split/racheal_cv.docx
@@ -8,13 +8,13 @@
         <w:tblLook w:firstColumn="1" w:firstRow="1" w:lastColumn="0" w:lastRow="0" w:noHBand="0" w:noVBand="1" w:val="04A0"/>
       </w:tblPr>
       <w:tblGrid>
-        <w:gridCol w:w="5440"/>
-        <w:gridCol w:w="5440"/>
+        <w:gridCol w:w="5553"/>
+        <w:gridCol w:w="5553"/>
       </w:tblGrid>
       <w:tr>
         <w:tc>
           <w:tcPr>
-            <w:tcW w:type="dxa" w:w="5440"/>
+            <w:tcW w:type="dxa" w:w="5553"/>
             <w:shd w:fill="F8F5F0" w:val="clear"/>
           </w:tcPr>
           <w:p>
@@ -23,7 +23,7 @@
                 <w:rFonts w:ascii="Calibri" w:hAnsi="Calibri" w:eastAsia="Calibri"/>
                 <w:b/>
                 <w:color w:val="B8953E"/>
-                <w:sz w:val="16"/>
+                <w:sz w:val="15"/>
               </w:rPr>
               <w:t>CURRICULUM VITAE</w:t>
             </w:r>
@@ -34,7 +34,7 @@
                 <w:rFonts w:ascii="Calibri" w:hAnsi="Calibri" w:eastAsia="Calibri"/>
                 <w:b/>
                 <w:color w:val="0A3A52"/>
-                <w:sz w:val="28"/>
+                <w:sz w:val="26"/>
               </w:rPr>
               <w:t>RACHEAL NABUKEERA SEKAGIRI</w:t>
             </w:r>
@@ -45,9 +45,9 @@
                 <w:rFonts w:ascii="Calibri" w:hAnsi="Calibri" w:eastAsia="Calibri"/>
                 <w:b w:val="0"/>
                 <w:color w:val="1F6F78"/>
-                <w:sz w:val="18"/>
+                <w:sz w:val="16"/>
               </w:rPr>
-              <w:t>Senior Human Resource Executive  ·  Human Capital Strategist</w:t>
+              <w:t>Senior Human Resource Executive  ·  Human Capital Strategist  ·  Organisational Development</w:t>
             </w:r>
           </w:p>
           <w:p>
@@ -56,7 +56,7 @@
                 <w:rFonts w:ascii="Calibri" w:hAnsi="Calibri" w:eastAsia="Calibri"/>
                 <w:b w:val="0"/>
                 <w:color w:val="5B6B7C"/>
-                <w:sz w:val="16"/>
+                <w:sz w:val="15"/>
               </w:rPr>
               <w:t>Kampala, Uganda · +256 772 849258  ·  +256 701 849258 · info@fairbanksmedicalcentre.org</w:t>
             </w:r>
@@ -64,7 +64,7 @@
         </w:tc>
         <w:tc>
           <w:tcPr>
-            <w:tcW w:type="dxa" w:w="5440"/>
+            <w:tcW w:type="dxa" w:w="5553"/>
             <w:shd w:fill="F8F5F0" w:val="clear"/>
           </w:tcPr>
           <w:p>
@@ -74,7 +74,7 @@
             <w:r>
               <w:drawing>
                 <wp:inline xmlns:a="http://schemas.openxmlformats.org/drawingml/2006/main" xmlns:pic="http://schemas.openxmlformats.org/drawingml/2006/picture">
-                  <wp:extent cx="1143000" cy="1143000"/>
+                  <wp:extent cx="1005840" cy="1528518"/>
                   <wp:docPr id="1" name="Picture 1"/>
                   <wp:cNvGraphicFramePr>
                     <a:graphicFrameLocks noChangeAspect="1"/>
@@ -83,7 +83,7 @@
                     <a:graphicData uri="http://schemas.openxmlformats.org/drawingml/2006/picture">
                       <pic:pic>
                         <pic:nvPicPr>
-                          <pic:cNvPr id="0" name="photo_circle.png"/>
+                          <pic:cNvPr id="0" name="photo_portrait.png"/>
                           <pic:cNvPicPr/>
                         </pic:nvPicPr>
                         <pic:blipFill>
@@ -95,7 +95,7 @@
                         <pic:spPr>
                           <a:xfrm>
                             <a:off x="0" y="0"/>
-                            <a:ext cx="1143000" cy="1143000"/>
+                            <a:ext cx="1005840" cy="1528518"/>
                           </a:xfrm>
                           <a:prstGeom prst="rect"/>
                         </pic:spPr>
@@ -109,20 +109,19 @@
         </w:tc>
       </w:tr>
     </w:tbl>
-    <w:p/>
     <w:tbl>
       <w:tblPr>
         <w:tblW w:type="auto" w:w="0"/>
         <w:tblLook w:firstColumn="1" w:firstRow="1" w:lastColumn="0" w:lastRow="0" w:noHBand="0" w:noVBand="1" w:val="04A0"/>
       </w:tblPr>
       <w:tblGrid>
-        <w:gridCol w:w="5440"/>
-        <w:gridCol w:w="5440"/>
+        <w:gridCol w:w="5553"/>
+        <w:gridCol w:w="5553"/>
       </w:tblGrid>
       <w:tr>
         <w:tc>
           <w:tcPr>
-            <w:tcW w:type="dxa" w:w="3402"/>
+            <w:tcW w:type="dxa" w:w="5553"/>
             <w:shd w:fill="F4F7FA" w:val="clear"/>
           </w:tcPr>
           <w:p>
@@ -131,7 +130,7 @@
                 <w:rFonts w:ascii="Calibri" w:hAnsi="Calibri" w:eastAsia="Calibri"/>
                 <w:b/>
                 <w:color w:val="0A3A52"/>
-                <w:sz w:val="18"/>
+                <w:sz w:val="17"/>
               </w:rPr>
               <w:t>AT A GLANCE</w:t>
             </w:r>
@@ -139,6 +138,429 @@
           <w:p>
             <w:pPr>
               <w:pStyle w:val="ListBullet"/>
+              <w:spacing w:after="0"/>
+            </w:pPr>
+            <w:r>
+              <w:rPr>
+                <w:rFonts w:ascii="Calibri" w:hAnsi="Calibri" w:eastAsia="Calibri"/>
+                <w:b w:val="0"/>
+                <w:color w:val="1F2A37"/>
+                <w:sz w:val="15"/>
+              </w:rPr>
+              <w:t>30 years progressive HR &amp; executive management</w:t>
+            </w:r>
+          </w:p>
+          <w:p>
+            <w:pPr>
+              <w:pStyle w:val="ListBullet"/>
+              <w:spacing w:after="0"/>
+            </w:pPr>
+            <w:r>
+              <w:rPr>
+                <w:rFonts w:ascii="Calibri" w:hAnsi="Calibri" w:eastAsia="Calibri"/>
+                <w:b w:val="0"/>
+                <w:color w:val="1F2A37"/>
+                <w:sz w:val="15"/>
+              </w:rPr>
+              <w:t>18+ years executive Human Resource leadership</w:t>
+            </w:r>
+          </w:p>
+          <w:p>
+            <w:pPr>
+              <w:pStyle w:val="ListBullet"/>
+              <w:spacing w:after="0"/>
+            </w:pPr>
+            <w:r>
+              <w:rPr>
+                <w:rFonts w:ascii="Calibri" w:hAnsi="Calibri" w:eastAsia="Calibri"/>
+                <w:b w:val="0"/>
+                <w:color w:val="1F2A37"/>
+                <w:sz w:val="15"/>
+              </w:rPr>
+              <w:t>Strategic HR for 2,000+ employees / 50+ units</w:t>
+            </w:r>
+          </w:p>
+          <w:p>
+            <w:pPr>
+              <w:pStyle w:val="ListBullet"/>
+              <w:spacing w:after="0"/>
+            </w:pPr>
+            <w:r>
+              <w:rPr>
+                <w:rFonts w:ascii="Calibri" w:hAnsi="Calibri" w:eastAsia="Calibri"/>
+                <w:b w:val="0"/>
+                <w:color w:val="1F2A37"/>
+                <w:sz w:val="15"/>
+              </w:rPr>
+              <w:t>Founder &amp; MD, FairBanks Medical Centre Ltd</w:t>
+            </w:r>
+          </w:p>
+          <w:p>
+            <w:pPr>
+              <w:pStyle w:val="ListBullet"/>
+              <w:spacing w:after="0"/>
+            </w:pPr>
+            <w:r>
+              <w:rPr>
+                <w:rFonts w:ascii="Calibri" w:hAnsi="Calibri" w:eastAsia="Calibri"/>
+                <w:b w:val="0"/>
+                <w:color w:val="1F2A37"/>
+                <w:sz w:val="15"/>
+              </w:rPr>
+              <w:t>Social enterprise reach: 10,000+ beneficiaries</w:t>
+            </w:r>
+          </w:p>
+          <w:p>
+            <w:pPr>
+              <w:pStyle w:val="ListBullet"/>
+              <w:spacing w:after="0"/>
+            </w:pPr>
+            <w:r>
+              <w:rPr>
+                <w:rFonts w:ascii="Calibri" w:hAnsi="Calibri" w:eastAsia="Calibri"/>
+                <w:b w:val="0"/>
+                <w:color w:val="1F2A37"/>
+                <w:sz w:val="15"/>
+              </w:rPr>
+              <w:t>PhD Candidate — HR analytics, AI &amp; organisational behaviour</w:t>
+            </w:r>
+          </w:p>
+          <w:p>
+            <w:pPr>
+              <w:pStyle w:val="ListBullet"/>
+              <w:spacing w:after="0"/>
+            </w:pPr>
+            <w:r>
+              <w:rPr>
+                <w:rFonts w:ascii="Calibri" w:hAnsi="Calibri" w:eastAsia="Calibri"/>
+                <w:b w:val="0"/>
+                <w:color w:val="1F2A37"/>
+                <w:sz w:val="15"/>
+              </w:rPr>
+              <w:t>Executive advisor on change &amp; organisational effectiveness</w:t>
+            </w:r>
+          </w:p>
+          <w:p>
+            <w:pPr>
+              <w:pStyle w:val="ListBullet"/>
+              <w:spacing w:after="0"/>
+            </w:pPr>
+            <w:r>
+              <w:rPr>
+                <w:rFonts w:ascii="Calibri" w:hAnsi="Calibri" w:eastAsia="Calibri"/>
+                <w:b w:val="0"/>
+                <w:color w:val="1F2A37"/>
+                <w:sz w:val="15"/>
+              </w:rPr>
+              <w:t>Workforce planning, talent &amp; performance leadership</w:t>
+            </w:r>
+          </w:p>
+          <w:p>
+            <w:r>
+              <w:rPr>
+                <w:rFonts w:ascii="Calibri" w:hAnsi="Calibri" w:eastAsia="Calibri"/>
+                <w:b/>
+                <w:color w:val="0A3A52"/>
+                <w:sz w:val="17"/>
+              </w:rPr>
+              <w:t>SKILLS</w:t>
+            </w:r>
+          </w:p>
+          <w:p>
+            <w:pPr>
+              <w:pStyle w:val="ListBullet"/>
+              <w:spacing w:after="0"/>
+            </w:pPr>
+            <w:r>
+              <w:rPr>
+                <w:rFonts w:ascii="Calibri" w:hAnsi="Calibri" w:eastAsia="Calibri"/>
+                <w:b w:val="0"/>
+                <w:color w:val="1F2A37"/>
+                <w:sz w:val="15"/>
+              </w:rPr>
+              <w:t>HR Strategy</w:t>
+            </w:r>
+          </w:p>
+          <w:p>
+            <w:pPr>
+              <w:pStyle w:val="ListBullet"/>
+              <w:spacing w:after="0"/>
+            </w:pPr>
+            <w:r>
+              <w:rPr>
+                <w:rFonts w:ascii="Calibri" w:hAnsi="Calibri" w:eastAsia="Calibri"/>
+                <w:b w:val="0"/>
+                <w:color w:val="1F2A37"/>
+                <w:sz w:val="15"/>
+              </w:rPr>
+              <w:t>Human Capital Management</w:t>
+            </w:r>
+          </w:p>
+          <w:p>
+            <w:pPr>
+              <w:pStyle w:val="ListBullet"/>
+              <w:spacing w:after="0"/>
+            </w:pPr>
+            <w:r>
+              <w:rPr>
+                <w:rFonts w:ascii="Calibri" w:hAnsi="Calibri" w:eastAsia="Calibri"/>
+                <w:b w:val="0"/>
+                <w:color w:val="1F2A37"/>
+                <w:sz w:val="15"/>
+              </w:rPr>
+              <w:t>Organisational Development</w:t>
+            </w:r>
+          </w:p>
+          <w:p>
+            <w:pPr>
+              <w:pStyle w:val="ListBullet"/>
+              <w:spacing w:after="0"/>
+            </w:pPr>
+            <w:r>
+              <w:rPr>
+                <w:rFonts w:ascii="Calibri" w:hAnsi="Calibri" w:eastAsia="Calibri"/>
+                <w:b w:val="0"/>
+                <w:color w:val="1F2A37"/>
+                <w:sz w:val="15"/>
+              </w:rPr>
+              <w:t>Talent Management</w:t>
+            </w:r>
+          </w:p>
+          <w:p>
+            <w:pPr>
+              <w:pStyle w:val="ListBullet"/>
+              <w:spacing w:after="0"/>
+            </w:pPr>
+            <w:r>
+              <w:rPr>
+                <w:rFonts w:ascii="Calibri" w:hAnsi="Calibri" w:eastAsia="Calibri"/>
+                <w:b w:val="0"/>
+                <w:color w:val="1F2A37"/>
+                <w:sz w:val="15"/>
+              </w:rPr>
+              <w:t>Workforce Planning</w:t>
+            </w:r>
+          </w:p>
+          <w:p>
+            <w:pPr>
+              <w:pStyle w:val="ListBullet"/>
+              <w:spacing w:after="0"/>
+            </w:pPr>
+            <w:r>
+              <w:rPr>
+                <w:rFonts w:ascii="Calibri" w:hAnsi="Calibri" w:eastAsia="Calibri"/>
+                <w:b w:val="0"/>
+                <w:color w:val="1F2A37"/>
+                <w:sz w:val="15"/>
+              </w:rPr>
+              <w:t>Succession Planning</w:t>
+            </w:r>
+          </w:p>
+          <w:p>
+            <w:pPr>
+              <w:pStyle w:val="ListBullet"/>
+              <w:spacing w:after="0"/>
+            </w:pPr>
+            <w:r>
+              <w:rPr>
+                <w:rFonts w:ascii="Calibri" w:hAnsi="Calibri" w:eastAsia="Calibri"/>
+                <w:b w:val="0"/>
+                <w:color w:val="1F2A37"/>
+                <w:sz w:val="15"/>
+              </w:rPr>
+              <w:t>Change Management</w:t>
+            </w:r>
+          </w:p>
+          <w:p>
+            <w:pPr>
+              <w:pStyle w:val="ListBullet"/>
+              <w:spacing w:after="0"/>
+            </w:pPr>
+            <w:r>
+              <w:rPr>
+                <w:rFonts w:ascii="Calibri" w:hAnsi="Calibri" w:eastAsia="Calibri"/>
+                <w:b w:val="0"/>
+                <w:color w:val="1F2A37"/>
+                <w:sz w:val="15"/>
+              </w:rPr>
+              <w:t>Performance Management</w:t>
+            </w:r>
+          </w:p>
+          <w:p>
+            <w:pPr>
+              <w:pStyle w:val="ListBullet"/>
+              <w:spacing w:after="0"/>
+            </w:pPr>
+            <w:r>
+              <w:rPr>
+                <w:rFonts w:ascii="Calibri" w:hAnsi="Calibri" w:eastAsia="Calibri"/>
+                <w:b w:val="0"/>
+                <w:color w:val="1F2A37"/>
+                <w:sz w:val="15"/>
+              </w:rPr>
+              <w:t>Employee Relations</w:t>
+            </w:r>
+          </w:p>
+          <w:p>
+            <w:pPr>
+              <w:pStyle w:val="ListBullet"/>
+              <w:spacing w:after="0"/>
+            </w:pPr>
+            <w:r>
+              <w:rPr>
+                <w:rFonts w:ascii="Calibri" w:hAnsi="Calibri" w:eastAsia="Calibri"/>
+                <w:b w:val="0"/>
+                <w:color w:val="1F2A37"/>
+                <w:sz w:val="15"/>
+              </w:rPr>
+              <w:t>Labour Law Compliance</w:t>
+            </w:r>
+          </w:p>
+          <w:p>
+            <w:pPr>
+              <w:pStyle w:val="ListBullet"/>
+              <w:spacing w:after="0"/>
+            </w:pPr>
+            <w:r>
+              <w:rPr>
+                <w:rFonts w:ascii="Calibri" w:hAnsi="Calibri" w:eastAsia="Calibri"/>
+                <w:b w:val="0"/>
+                <w:color w:val="1F2A37"/>
+                <w:sz w:val="15"/>
+              </w:rPr>
+              <w:t>Corporate Governance</w:t>
+            </w:r>
+          </w:p>
+          <w:p>
+            <w:pPr>
+              <w:pStyle w:val="ListBullet"/>
+              <w:spacing w:after="0"/>
+            </w:pPr>
+            <w:r>
+              <w:rPr>
+                <w:rFonts w:ascii="Calibri" w:hAnsi="Calibri" w:eastAsia="Calibri"/>
+                <w:b w:val="0"/>
+                <w:color w:val="1F2A37"/>
+                <w:sz w:val="15"/>
+              </w:rPr>
+              <w:t>Leadership Development</w:t>
+            </w:r>
+          </w:p>
+          <w:p>
+            <w:pPr>
+              <w:pStyle w:val="ListBullet"/>
+              <w:spacing w:after="0"/>
+            </w:pPr>
+            <w:r>
+              <w:rPr>
+                <w:rFonts w:ascii="Calibri" w:hAnsi="Calibri" w:eastAsia="Calibri"/>
+                <w:b w:val="0"/>
+                <w:color w:val="1F2A37"/>
+                <w:sz w:val="15"/>
+              </w:rPr>
+              <w:t>HR Analytics / HRIS</w:t>
+            </w:r>
+          </w:p>
+          <w:p>
+            <w:pPr>
+              <w:pStyle w:val="ListBullet"/>
+              <w:spacing w:after="0"/>
+            </w:pPr>
+            <w:r>
+              <w:rPr>
+                <w:rFonts w:ascii="Calibri" w:hAnsi="Calibri" w:eastAsia="Calibri"/>
+                <w:b w:val="0"/>
+                <w:color w:val="1F2A37"/>
+                <w:sz w:val="15"/>
+              </w:rPr>
+              <w:t>Stakeholder Engagement</w:t>
+            </w:r>
+          </w:p>
+          <w:p>
+            <w:r>
+              <w:rPr>
+                <w:rFonts w:ascii="Calibri" w:hAnsi="Calibri" w:eastAsia="Calibri"/>
+                <w:b/>
+                <w:color w:val="0A3A52"/>
+                <w:sz w:val="17"/>
+              </w:rPr>
+              <w:t>EDUCATION &amp; MORE</w:t>
+            </w:r>
+          </w:p>
+          <w:p>
+            <w:pPr>
+              <w:spacing w:after="20"/>
+            </w:pPr>
+            <w:r>
+              <w:rPr>
+                <w:rFonts w:ascii="Calibri" w:hAnsi="Calibri" w:eastAsia="Calibri"/>
+                <w:b w:val="0"/>
+                <w:color w:val="1F2A37"/>
+                <w:sz w:val="15"/>
+              </w:rPr>
+              <w:t>PhD in Management (Ongoing) — Uganda Christian University</w:t>
+            </w:r>
+          </w:p>
+          <w:p>
+            <w:pPr>
+              <w:spacing w:after="20"/>
+            </w:pPr>
+            <w:r>
+              <w:rPr>
+                <w:rFonts w:ascii="Calibri" w:hAnsi="Calibri" w:eastAsia="Calibri"/>
+                <w:b w:val="0"/>
+                <w:color w:val="1F2A37"/>
+                <w:sz w:val="15"/>
+              </w:rPr>
+              <w:t>Master of Social Sector Planning and Management — Makerere University</w:t>
+            </w:r>
+          </w:p>
+          <w:p>
+            <w:pPr>
+              <w:spacing w:after="20"/>
+            </w:pPr>
+            <w:r>
+              <w:rPr>
+                <w:rFonts w:ascii="Calibri" w:hAnsi="Calibri" w:eastAsia="Calibri"/>
+                <w:b w:val="0"/>
+                <w:color w:val="1F2A37"/>
+                <w:sz w:val="15"/>
+              </w:rPr>
+              <w:t>Bachelor of Arts in Social Sciences — Makerere University</w:t>
+            </w:r>
+          </w:p>
+          <w:p>
+            <w:pPr>
+              <w:spacing w:after="20"/>
+            </w:pPr>
+            <w:r>
+              <w:rPr>
+                <w:rFonts w:ascii="Calibri" w:hAnsi="Calibri" w:eastAsia="Calibri"/>
+                <w:b w:val="0"/>
+                <w:color w:val="1F2A37"/>
+                <w:sz w:val="15"/>
+              </w:rPr>
+              <w:t>Member, Federation of Uganda Employers (FUE)  ·  English (Fluent)  ·  Luganda (Fluent)  ·  References available on request</w:t>
+            </w:r>
+          </w:p>
+        </w:tc>
+        <w:tc>
+          <w:tcPr>
+            <w:tcW w:type="dxa" w:w="5553"/>
+          </w:tcPr>
+          <w:p>
+            <w:r>
+              <w:rPr>
+                <w:rFonts w:ascii="Calibri" w:hAnsi="Calibri" w:eastAsia="Calibri"/>
+                <w:b/>
+                <w:color w:val="0A3A52"/>
+                <w:sz w:val="17"/>
+              </w:rPr>
+              <w:t>PROFILE</w:t>
+            </w:r>
+          </w:p>
+          <w:p>
+            <w:pPr>
               <w:spacing w:after="20"/>
             </w:pPr>
             <w:r>
@@ -148,12 +570,11 @@
                 <w:color w:val="1F2A37"/>
                 <w:sz w:val="16"/>
               </w:rPr>
-              <w:t>30 years progressive HR &amp; executive management</w:t>
+              <w:t>Strategic HR executive with nearly 30 years of progressive experience and over 18 years in executive Human Resource leadership. Aligns people, performance and organisational goals across complex institutions.</w:t>
             </w:r>
           </w:p>
           <w:p>
             <w:pPr>
-              <w:pStyle w:val="ListBullet"/>
               <w:spacing w:after="20"/>
             </w:pPr>
             <w:r>
@@ -163,52 +584,7 @@
                 <w:color w:val="1F2A37"/>
                 <w:sz w:val="16"/>
               </w:rPr>
-              <w:t>18+ years executive Human Resource leadership</w:t>
-            </w:r>
-          </w:p>
-          <w:p>
-            <w:pPr>
-              <w:pStyle w:val="ListBullet"/>
-              <w:spacing w:after="20"/>
-            </w:pPr>
-            <w:r>
-              <w:rPr>
-                <w:rFonts w:ascii="Calibri" w:hAnsi="Calibri" w:eastAsia="Calibri"/>
-                <w:b w:val="0"/>
-                <w:color w:val="1F2A37"/>
-                <w:sz w:val="16"/>
-              </w:rPr>
-              <w:t>HR leadership for 2,000+ staff across 50+ units</w:t>
-            </w:r>
-          </w:p>
-          <w:p>
-            <w:pPr>
-              <w:pStyle w:val="ListBullet"/>
-              <w:spacing w:after="20"/>
-            </w:pPr>
-            <w:r>
-              <w:rPr>
-                <w:rFonts w:ascii="Calibri" w:hAnsi="Calibri" w:eastAsia="Calibri"/>
-                <w:b w:val="0"/>
-                <w:color w:val="1F2A37"/>
-                <w:sz w:val="16"/>
-              </w:rPr>
-              <w:t>Founder &amp; MD, FairBanks Medical Centre Ltd</w:t>
-            </w:r>
-          </w:p>
-          <w:p>
-            <w:pPr>
-              <w:pStyle w:val="ListBullet"/>
-              <w:spacing w:after="20"/>
-            </w:pPr>
-            <w:r>
-              <w:rPr>
-                <w:rFonts w:ascii="Calibri" w:hAnsi="Calibri" w:eastAsia="Calibri"/>
-                <w:b w:val="0"/>
-                <w:color w:val="1F2A37"/>
-                <w:sz w:val="16"/>
-              </w:rPr>
-              <w:t>Social enterprise reach: 10,000+ beneficiaries</w:t>
+              <w:t>Founder &amp; Managing Director, FairBanks Medical Centre Ltd. Formerly directed Group HR for 2,000+ employees across 50+ departments. PhD Candidate (Management) researching AI/ML prediction of occupational burnout among medical practitioners. Member, Federation of Uganda Employers (FUE).</w:t>
             </w:r>
           </w:p>
           <w:p>
@@ -217,290 +593,21 @@
                 <w:rFonts w:ascii="Calibri" w:hAnsi="Calibri" w:eastAsia="Calibri"/>
                 <w:b/>
                 <w:color w:val="0A3A52"/>
-                <w:sz w:val="18"/>
-              </w:rPr>
-              <w:t>SKILLS</w:t>
-            </w:r>
-          </w:p>
-          <w:p>
-            <w:pPr>
-              <w:pStyle w:val="ListBullet"/>
-              <w:spacing w:after="20"/>
-            </w:pPr>
-            <w:r>
-              <w:rPr>
-                <w:rFonts w:ascii="Calibri" w:hAnsi="Calibri" w:eastAsia="Calibri"/>
-                <w:b w:val="0"/>
-                <w:color w:val="1F2A37"/>
-                <w:sz w:val="16"/>
-              </w:rPr>
-              <w:t>HR Strategy</w:t>
-            </w:r>
-          </w:p>
-          <w:p>
-            <w:pPr>
-              <w:pStyle w:val="ListBullet"/>
-              <w:spacing w:after="20"/>
-            </w:pPr>
-            <w:r>
-              <w:rPr>
-                <w:rFonts w:ascii="Calibri" w:hAnsi="Calibri" w:eastAsia="Calibri"/>
-                <w:b w:val="0"/>
-                <w:color w:val="1F2A37"/>
-                <w:sz w:val="16"/>
-              </w:rPr>
-              <w:t>Organisational Development</w:t>
-            </w:r>
-          </w:p>
-          <w:p>
-            <w:pPr>
-              <w:pStyle w:val="ListBullet"/>
-              <w:spacing w:after="20"/>
-            </w:pPr>
-            <w:r>
-              <w:rPr>
-                <w:rFonts w:ascii="Calibri" w:hAnsi="Calibri" w:eastAsia="Calibri"/>
-                <w:b w:val="0"/>
-                <w:color w:val="1F2A37"/>
-                <w:sz w:val="16"/>
-              </w:rPr>
-              <w:t>Talent Management</w:t>
-            </w:r>
-          </w:p>
-          <w:p>
-            <w:pPr>
-              <w:pStyle w:val="ListBullet"/>
-              <w:spacing w:after="20"/>
-            </w:pPr>
-            <w:r>
-              <w:rPr>
-                <w:rFonts w:ascii="Calibri" w:hAnsi="Calibri" w:eastAsia="Calibri"/>
-                <w:b w:val="0"/>
-                <w:color w:val="1F2A37"/>
-                <w:sz w:val="16"/>
-              </w:rPr>
-              <w:t>Workforce Planning</w:t>
-            </w:r>
-          </w:p>
-          <w:p>
-            <w:pPr>
-              <w:pStyle w:val="ListBullet"/>
-              <w:spacing w:after="20"/>
-            </w:pPr>
-            <w:r>
-              <w:rPr>
-                <w:rFonts w:ascii="Calibri" w:hAnsi="Calibri" w:eastAsia="Calibri"/>
-                <w:b w:val="0"/>
-                <w:color w:val="1F2A37"/>
-                <w:sz w:val="16"/>
-              </w:rPr>
-              <w:t>Change Management</w:t>
-            </w:r>
-          </w:p>
-          <w:p>
-            <w:pPr>
-              <w:pStyle w:val="ListBullet"/>
-              <w:spacing w:after="20"/>
-            </w:pPr>
-            <w:r>
-              <w:rPr>
-                <w:rFonts w:ascii="Calibri" w:hAnsi="Calibri" w:eastAsia="Calibri"/>
-                <w:b w:val="0"/>
-                <w:color w:val="1F2A37"/>
-                <w:sz w:val="16"/>
-              </w:rPr>
-              <w:t>Performance Management</w:t>
-            </w:r>
-          </w:p>
-          <w:p>
-            <w:pPr>
-              <w:pStyle w:val="ListBullet"/>
-              <w:spacing w:after="20"/>
-            </w:pPr>
-            <w:r>
-              <w:rPr>
-                <w:rFonts w:ascii="Calibri" w:hAnsi="Calibri" w:eastAsia="Calibri"/>
-                <w:b w:val="0"/>
-                <w:color w:val="1F2A37"/>
-                <w:sz w:val="16"/>
-              </w:rPr>
-              <w:t>Employee Relations</w:t>
-            </w:r>
-          </w:p>
-          <w:p>
-            <w:pPr>
-              <w:pStyle w:val="ListBullet"/>
-              <w:spacing w:after="20"/>
-            </w:pPr>
-            <w:r>
-              <w:rPr>
-                <w:rFonts w:ascii="Calibri" w:hAnsi="Calibri" w:eastAsia="Calibri"/>
-                <w:b w:val="0"/>
-                <w:color w:val="1F2A37"/>
-                <w:sz w:val="16"/>
-              </w:rPr>
-              <w:t>Corporate Governance</w:t>
-            </w:r>
-          </w:p>
-          <w:p>
-            <w:pPr>
-              <w:pStyle w:val="ListBullet"/>
-              <w:spacing w:after="20"/>
-            </w:pPr>
-            <w:r>
-              <w:rPr>
-                <w:rFonts w:ascii="Calibri" w:hAnsi="Calibri" w:eastAsia="Calibri"/>
-                <w:b w:val="0"/>
-                <w:color w:val="1F2A37"/>
-                <w:sz w:val="16"/>
-              </w:rPr>
-              <w:t>Leadership Development</w:t>
-            </w:r>
-          </w:p>
-          <w:p>
-            <w:pPr>
-              <w:pStyle w:val="ListBullet"/>
-              <w:spacing w:after="20"/>
-            </w:pPr>
-            <w:r>
-              <w:rPr>
-                <w:rFonts w:ascii="Calibri" w:hAnsi="Calibri" w:eastAsia="Calibri"/>
-                <w:b w:val="0"/>
-                <w:color w:val="1F2A37"/>
-                <w:sz w:val="16"/>
-              </w:rPr>
-              <w:t>HR Analytics / HRIS</w:t>
-            </w:r>
-          </w:p>
-          <w:p>
-            <w:r>
-              <w:rPr>
-                <w:rFonts w:ascii="Calibri" w:hAnsi="Calibri" w:eastAsia="Calibri"/>
-                <w:b/>
-                <w:color w:val="0A3A52"/>
-                <w:sz w:val="18"/>
-              </w:rPr>
-              <w:t>EDUCATION</w:t>
-            </w:r>
-          </w:p>
-          <w:p>
-            <w:pPr>
-              <w:spacing w:after="40"/>
-            </w:pPr>
-            <w:r>
-              <w:rPr>
-                <w:rFonts w:ascii="Calibri" w:hAnsi="Calibri" w:eastAsia="Calibri"/>
-                <w:b w:val="0"/>
-                <w:color w:val="1F2A37"/>
-                <w:sz w:val="16"/>
-              </w:rPr>
-              <w:t>PhD Management (Ongoing) - Uganda Christian University</w:t>
-            </w:r>
-          </w:p>
-          <w:p>
-            <w:pPr>
-              <w:spacing w:after="40"/>
-            </w:pPr>
-            <w:r>
-              <w:rPr>
-                <w:rFonts w:ascii="Calibri" w:hAnsi="Calibri" w:eastAsia="Calibri"/>
-                <w:b w:val="0"/>
-                <w:color w:val="1F2A37"/>
-                <w:sz w:val="16"/>
-              </w:rPr>
-              <w:t>MSSPM - Makerere University</w:t>
-            </w:r>
-          </w:p>
-          <w:p>
-            <w:pPr>
-              <w:spacing w:after="40"/>
-            </w:pPr>
-            <w:r>
-              <w:rPr>
-                <w:rFonts w:ascii="Calibri" w:hAnsi="Calibri" w:eastAsia="Calibri"/>
-                <w:b w:val="0"/>
-                <w:color w:val="1F2A37"/>
-                <w:sz w:val="16"/>
-              </w:rPr>
-              <w:t>BA Social Sciences - Makerere University</w:t>
-            </w:r>
-          </w:p>
-          <w:p>
-            <w:r>
-              <w:rPr>
-                <w:rFonts w:ascii="Calibri" w:hAnsi="Calibri" w:eastAsia="Calibri"/>
-                <w:b/>
-                <w:color w:val="0A3A52"/>
-                <w:sz w:val="18"/>
-              </w:rPr>
-              <w:t>MORE</w:t>
-            </w:r>
-          </w:p>
-          <w:p>
-            <w:pPr>
-              <w:spacing w:after="40"/>
-            </w:pPr>
-            <w:r>
-              <w:rPr>
-                <w:rFonts w:ascii="Calibri" w:hAnsi="Calibri" w:eastAsia="Calibri"/>
-                <w:b w:val="0"/>
-                <w:color w:val="1F2A37"/>
-                <w:sz w:val="16"/>
-              </w:rPr>
-              <w:t>FUE Member · English &amp; Luganda · References on request</w:t>
-            </w:r>
-          </w:p>
-        </w:tc>
-        <w:tc>
-          <w:tcPr>
-            <w:tcW w:type="dxa" w:w="7087"/>
-          </w:tcPr>
-          <w:p>
-            <w:r>
-              <w:rPr>
-                <w:rFonts w:ascii="Calibri" w:hAnsi="Calibri" w:eastAsia="Calibri"/>
-                <w:b/>
-                <w:color w:val="0A3A52"/>
-                <w:sz w:val="18"/>
-              </w:rPr>
-              <w:t>PROFILE</w:t>
-            </w:r>
-          </w:p>
-          <w:p>
-            <w:pPr>
-              <w:spacing w:after="40"/>
-            </w:pPr>
-            <w:r>
-              <w:rPr>
-                <w:rFonts w:ascii="Calibri" w:hAnsi="Calibri" w:eastAsia="Calibri"/>
-                <w:b w:val="0"/>
-                <w:color w:val="1F2A37"/>
-                <w:sz w:val="18"/>
-              </w:rPr>
-              <w:t>Strategic HR executive with nearly 30 years of experience and over 18 years in executive leadership. Aligns people strategy with organisational performance. Founder &amp; Managing Director, FairBanks Medical Centre Ltd. Formerly led Group HR for 2,000+ employees across 50+ units. PhD Candidate researching AI prediction of occupational burnout.</w:t>
-            </w:r>
-          </w:p>
-          <w:p>
-            <w:r>
-              <w:rPr>
-                <w:rFonts w:ascii="Calibri" w:hAnsi="Calibri" w:eastAsia="Calibri"/>
-                <w:b/>
-                <w:color w:val="0A3A52"/>
-                <w:sz w:val="18"/>
+                <w:sz w:val="17"/>
               </w:rPr>
               <w:t>EXPERIENCE</w:t>
             </w:r>
           </w:p>
           <w:p>
             <w:pPr>
-              <w:spacing w:before="60"/>
+              <w:spacing w:before="40"/>
             </w:pPr>
             <w:r>
               <w:rPr>
                 <w:rFonts w:ascii="Calibri" w:hAnsi="Calibri" w:eastAsia="Calibri"/>
                 <w:b/>
                 <w:color w:val="0A3A52"/>
-                <w:sz w:val="18"/>
+                <w:sz w:val="17"/>
               </w:rPr>
               <w:t>Founder, Managing Director &amp; Executive HR Leader</w:t>
             </w:r>
@@ -511,35 +618,51 @@
                 <w:rFonts w:ascii="Calibri" w:hAnsi="Calibri" w:eastAsia="Calibri"/>
                 <w:b w:val="0"/>
                 <w:color w:val="1F6F78"/>
-                <w:sz w:val="16"/>
+                <w:sz w:val="15"/>
               </w:rPr>
               <w:t>FairBanks Medical Centre Ltd | 2025 - Present</w:t>
             </w:r>
           </w:p>
           <w:p>
             <w:pPr>
-              <w:spacing w:after="40"/>
+              <w:pStyle w:val="ListBullet"/>
+              <w:spacing w:after="0"/>
             </w:pPr>
             <w:r>
               <w:rPr>
                 <w:rFonts w:ascii="Calibri" w:hAnsi="Calibri" w:eastAsia="Calibri"/>
                 <w:b w:val="0"/>
                 <w:color w:val="1F2A37"/>
-                <w:sz w:val="17"/>
+                <w:sz w:val="15"/>
               </w:rPr>
-              <w:t>Strategy, governance, HR and growth; founded social enterprise (10,000+ beneficiaries).</w:t>
+              <w:t>Lead strategy, governance, HR systems and institutional growth.</w:t>
             </w:r>
           </w:p>
           <w:p>
             <w:pPr>
-              <w:spacing w:before="60"/>
+              <w:pStyle w:val="ListBullet"/>
+              <w:spacing w:after="0"/>
+            </w:pPr>
+            <w:r>
+              <w:rPr>
+                <w:rFonts w:ascii="Calibri" w:hAnsi="Calibri" w:eastAsia="Calibri"/>
+                <w:b w:val="0"/>
+                <w:color w:val="1F2A37"/>
+                <w:sz w:val="15"/>
+              </w:rPr>
+              <w:t>Founded FairBanks Social Enterprise Initiative (10,000+ beneficiaries).</w:t>
+            </w:r>
+          </w:p>
+          <w:p>
+            <w:pPr>
+              <w:spacing w:before="40"/>
             </w:pPr>
             <w:r>
               <w:rPr>
                 <w:rFonts w:ascii="Calibri" w:hAnsi="Calibri" w:eastAsia="Calibri"/>
                 <w:b/>
                 <w:color w:val="0A3A52"/>
-                <w:sz w:val="18"/>
+                <w:sz w:val="17"/>
               </w:rPr>
               <w:t>Group Human Resource &amp; Administration Manager</w:t>
             </w:r>
@@ -550,35 +673,51 @@
                 <w:rFonts w:ascii="Calibri" w:hAnsi="Calibri" w:eastAsia="Calibri"/>
                 <w:b w:val="0"/>
                 <w:color w:val="1F6F78"/>
-                <w:sz w:val="16"/>
+                <w:sz w:val="15"/>
               </w:rPr>
               <w:t>Norvik Group | Jul 2016 - Feb 2026</w:t>
             </w:r>
           </w:p>
           <w:p>
             <w:pPr>
-              <w:spacing w:after="40"/>
+              <w:pStyle w:val="ListBullet"/>
+              <w:spacing w:after="0"/>
             </w:pPr>
             <w:r>
               <w:rPr>
                 <w:rFonts w:ascii="Calibri" w:hAnsi="Calibri" w:eastAsia="Calibri"/>
                 <w:b w:val="0"/>
                 <w:color w:val="1F2A37"/>
-                <w:sz w:val="17"/>
+                <w:sz w:val="15"/>
               </w:rPr>
-              <w:t>Directed Group HR for 2,000+ employees; led workforce planning and leadership development.</w:t>
+              <w:t>Directed Group HR strategy for 2,000+ employees across 50+ units.</w:t>
             </w:r>
           </w:p>
           <w:p>
             <w:pPr>
-              <w:spacing w:before="60"/>
+              <w:pStyle w:val="ListBullet"/>
+              <w:spacing w:after="0"/>
+            </w:pPr>
+            <w:r>
+              <w:rPr>
+                <w:rFonts w:ascii="Calibri" w:hAnsi="Calibri" w:eastAsia="Calibri"/>
+                <w:b w:val="0"/>
+                <w:color w:val="1F2A37"/>
+                <w:sz w:val="15"/>
+              </w:rPr>
+              <w:t>Led workforce planning, restructuring, succession and leadership development.</w:t>
+            </w:r>
+          </w:p>
+          <w:p>
+            <w:pPr>
+              <w:spacing w:before="40"/>
             </w:pPr>
             <w:r>
               <w:rPr>
                 <w:rFonts w:ascii="Calibri" w:hAnsi="Calibri" w:eastAsia="Calibri"/>
                 <w:b/>
                 <w:color w:val="0A3A52"/>
-                <w:sz w:val="18"/>
+                <w:sz w:val="17"/>
               </w:rPr>
               <w:t>Human Resource &amp; Administration Manager</w:t>
             </w:r>
@@ -589,35 +728,51 @@
                 <w:rFonts w:ascii="Calibri" w:hAnsi="Calibri" w:eastAsia="Calibri"/>
                 <w:b w:val="0"/>
                 <w:color w:val="1F6F78"/>
-                <w:sz w:val="16"/>
+                <w:sz w:val="15"/>
               </w:rPr>
               <w:t>Norvik Hospital Ltd | Sep 2013 - 2016</w:t>
             </w:r>
           </w:p>
           <w:p>
             <w:pPr>
-              <w:spacing w:after="40"/>
+              <w:pStyle w:val="ListBullet"/>
+              <w:spacing w:after="0"/>
             </w:pPr>
             <w:r>
               <w:rPr>
                 <w:rFonts w:ascii="Calibri" w:hAnsi="Calibri" w:eastAsia="Calibri"/>
                 <w:b w:val="0"/>
                 <w:color w:val="1F2A37"/>
-                <w:sz w:val="17"/>
+                <w:sz w:val="15"/>
               </w:rPr>
-              <w:t>Led recruitment, employee relations, performance systems and HR policy.</w:t>
+              <w:t>Led recruitment, employee relations, appraisals and staff welfare.</w:t>
             </w:r>
           </w:p>
           <w:p>
             <w:pPr>
-              <w:spacing w:before="60"/>
+              <w:pStyle w:val="ListBullet"/>
+              <w:spacing w:after="0"/>
+            </w:pPr>
+            <w:r>
+              <w:rPr>
+                <w:rFonts w:ascii="Calibri" w:hAnsi="Calibri" w:eastAsia="Calibri"/>
+                <w:b w:val="0"/>
+                <w:color w:val="1F2A37"/>
+                <w:sz w:val="15"/>
+              </w:rPr>
+              <w:t>Improved HR policy implementation and operational efficiency.</w:t>
+            </w:r>
+          </w:p>
+          <w:p>
+            <w:pPr>
+              <w:spacing w:before="40"/>
             </w:pPr>
             <w:r>
               <w:rPr>
                 <w:rFonts w:ascii="Calibri" w:hAnsi="Calibri" w:eastAsia="Calibri"/>
                 <w:b/>
                 <w:color w:val="0A3A52"/>
-                <w:sz w:val="18"/>
+                <w:sz w:val="17"/>
               </w:rPr>
               <w:t>Human Resource Manager</w:t>
             </w:r>
@@ -628,37 +783,53 @@
                 <w:rFonts w:ascii="Calibri" w:hAnsi="Calibri" w:eastAsia="Calibri"/>
                 <w:b w:val="0"/>
                 <w:color w:val="1F6F78"/>
-                <w:sz w:val="16"/>
+                <w:sz w:val="15"/>
               </w:rPr>
               <w:t>St. Catherine's Hospital | 2007 - 2010</w:t>
             </w:r>
           </w:p>
           <w:p>
             <w:pPr>
-              <w:spacing w:after="40"/>
+              <w:pStyle w:val="ListBullet"/>
+              <w:spacing w:after="0"/>
             </w:pPr>
             <w:r>
               <w:rPr>
                 <w:rFonts w:ascii="Calibri" w:hAnsi="Calibri" w:eastAsia="Calibri"/>
                 <w:b w:val="0"/>
                 <w:color w:val="1F2A37"/>
-                <w:sz w:val="17"/>
+                <w:sz w:val="15"/>
               </w:rPr>
-              <w:t>Managed HR operations, welfare and labour compliance.</w:t>
+              <w:t>Managed HR operations, welfare programmes and labour compliance.</w:t>
             </w:r>
           </w:p>
           <w:p>
             <w:pPr>
-              <w:spacing w:after="40"/>
+              <w:pStyle w:val="ListBullet"/>
+              <w:spacing w:after="0"/>
+            </w:pPr>
+            <w:r>
+              <w:rPr>
+                <w:rFonts w:ascii="Calibri" w:hAnsi="Calibri" w:eastAsia="Calibri"/>
+                <w:b w:val="0"/>
+                <w:color w:val="1F2A37"/>
+                <w:sz w:val="15"/>
+              </w:rPr>
+              <w:t>Strengthened recruitment, retention and employee engagement.</w:t>
+            </w:r>
+          </w:p>
+          <w:p>
+            <w:pPr>
+              <w:spacing w:after="20"/>
             </w:pPr>
             <w:r>
               <w:rPr>
                 <w:rFonts w:ascii="Calibri" w:hAnsi="Calibri" w:eastAsia="Calibri"/>
                 <w:b w:val="0"/>
                 <w:color w:val="5B6B7C"/>
-                <w:sz w:val="16"/>
+                <w:sz w:val="14"/>
               </w:rPr>
-              <w:t>Earlier: Health Systems Administrator, St. Catherine's (2010-2013); HR Assistant, E Power Limited (1997-2000).</w:t>
+              <w:t>Earlier roles: Health Management Systems Administrator, St. Catherine's Hospital (2010-2013); Human Resource Assistant, E Power Limited (1997-2000).</w:t>
             </w:r>
           </w:p>
         </w:tc>
@@ -666,7 +837,7 @@
     </w:tbl>
     <w:sectPr>
       <w:pgSz w:w="12240" w:h="15840"/>
-      <w:pgMar w:top="624" w:right="680" w:bottom="624" w:left="680" w:header="720" w:footer="720" w:gutter="0"/>
+      <w:pgMar w:top="510" w:right="567" w:bottom="510" w:left="567" w:header="720" w:footer="720" w:gutter="0"/>
       <w:cols w:space="720"/>
       <w:docGrid w:linePitch="360"/>
     </w:sectPr>

--- a/racheal_cv/brief_versions/05_editorial_split/racheal_cv.docx
+++ b/racheal_cv/brief_versions/05_editorial_split/racheal_cv.docx
@@ -832,6 +832,102 @@
               <w:t>Earlier roles: Health Management Systems Administrator, St. Catherine's Hospital (2010-2013); Human Resource Assistant, E Power Limited (1997-2000).</w:t>
             </w:r>
           </w:p>
+          <w:p>
+            <w:r>
+              <w:rPr>
+                <w:rFonts w:ascii="Calibri" w:hAnsi="Calibri" w:eastAsia="Calibri"/>
+                <w:b/>
+                <w:color w:val="0A3A52"/>
+                <w:sz w:val="17"/>
+              </w:rPr>
+              <w:t>EXECUTIVE VALUE</w:t>
+            </w:r>
+          </w:p>
+          <w:p>
+            <w:pPr>
+              <w:pStyle w:val="ListBullet"/>
+              <w:spacing w:after="0"/>
+            </w:pPr>
+            <w:r>
+              <w:rPr>
+                <w:rFonts w:ascii="Calibri" w:hAnsi="Calibri" w:eastAsia="Calibri"/>
+                <w:b w:val="0"/>
+                <w:color w:val="1F2A37"/>
+                <w:sz w:val="15"/>
+              </w:rPr>
+              <w:t>Executive advisor on Human Capital Strategy and change.</w:t>
+            </w:r>
+          </w:p>
+          <w:p>
+            <w:pPr>
+              <w:pStyle w:val="ListBullet"/>
+              <w:spacing w:after="0"/>
+            </w:pPr>
+            <w:r>
+              <w:rPr>
+                <w:rFonts w:ascii="Calibri" w:hAnsi="Calibri" w:eastAsia="Calibri"/>
+                <w:b w:val="0"/>
+                <w:color w:val="1F2A37"/>
+                <w:sz w:val="15"/>
+              </w:rPr>
+              <w:t>Builder of HR governance, workforce and performance systems.</w:t>
+            </w:r>
+          </w:p>
+          <w:p>
+            <w:pPr>
+              <w:pStyle w:val="ListBullet"/>
+              <w:spacing w:after="0"/>
+            </w:pPr>
+            <w:r>
+              <w:rPr>
+                <w:rFonts w:ascii="Calibri" w:hAnsi="Calibri" w:eastAsia="Calibri"/>
+                <w:b w:val="0"/>
+                <w:color w:val="1F2A37"/>
+                <w:sz w:val="15"/>
+              </w:rPr>
+              <w:t>Healthcare leader connecting people strategy and institutional growth.</w:t>
+            </w:r>
+          </w:p>
+          <w:p>
+            <w:pPr>
+              <w:pStyle w:val="ListBullet"/>
+              <w:spacing w:after="0"/>
+            </w:pPr>
+            <w:r>
+              <w:rPr>
+                <w:rFonts w:ascii="Calibri" w:hAnsi="Calibri" w:eastAsia="Calibri"/>
+                <w:b w:val="0"/>
+                <w:color w:val="1F2A37"/>
+                <w:sz w:val="15"/>
+              </w:rPr>
+              <w:t>Partnership builder across government, insurers and development organisations.</w:t>
+            </w:r>
+          </w:p>
+          <w:p>
+            <w:r>
+              <w:rPr>
+                <w:rFonts w:ascii="Calibri" w:hAnsi="Calibri" w:eastAsia="Calibri"/>
+                <w:b/>
+                <w:color w:val="0A3A52"/>
+                <w:sz w:val="17"/>
+              </w:rPr>
+              <w:t>RESEARCH FOCUS</w:t>
+            </w:r>
+          </w:p>
+          <w:p>
+            <w:pPr>
+              <w:spacing w:after="20"/>
+            </w:pPr>
+            <w:r>
+              <w:rPr>
+                <w:rFonts w:ascii="Calibri" w:hAnsi="Calibri" w:eastAsia="Calibri"/>
+                <w:b w:val="0"/>
+                <w:color w:val="1F2A37"/>
+                <w:sz w:val="15"/>
+              </w:rPr>
+              <w:t>Human Resource Analytics  ·  Artificial Intelligence  ·  Machine Learning  ·  Organisational Behaviour  ·  Occupational Burnout  ·  Employee Wellbeing  ·  Healthcare Management</w:t>
+            </w:r>
+          </w:p>
         </w:tc>
       </w:tr>
     </w:tbl>

--- a/racheal_cv/brief_versions/05_editorial_split/racheal_cv.docx
+++ b/racheal_cv/brief_versions/05_editorial_split/racheal_cv.docx
@@ -147,7 +147,7 @@
                 <w:color w:val="1F2A37"/>
                 <w:sz w:val="15"/>
               </w:rPr>
-              <w:t>30 years progressive HR &amp; executive management</w:t>
+              <w:t>Nearly 30 years in HR and executive management</w:t>
             </w:r>
           </w:p>
           <w:p>
@@ -162,7 +162,7 @@
                 <w:color w:val="1F2A37"/>
                 <w:sz w:val="15"/>
               </w:rPr>
-              <w:t>18+ years executive Human Resource leadership</w:t>
+              <w:t>18+ years in executive Human Resource leadership</w:t>
             </w:r>
           </w:p>
           <w:p>
@@ -177,7 +177,7 @@
                 <w:color w:val="1F2A37"/>
                 <w:sz w:val="15"/>
               </w:rPr>
-              <w:t>Strategic HR for 2,000+ employees / 50+ units</w:t>
+              <w:t>Strategic HR leadership for 2,000+ employees across 50+ units</w:t>
             </w:r>
           </w:p>
           <w:p>
@@ -211,51 +211,6 @@
             </w:r>
           </w:p>
           <w:p>
-            <w:pPr>
-              <w:pStyle w:val="ListBullet"/>
-              <w:spacing w:after="0"/>
-            </w:pPr>
-            <w:r>
-              <w:rPr>
-                <w:rFonts w:ascii="Calibri" w:hAnsi="Calibri" w:eastAsia="Calibri"/>
-                <w:b w:val="0"/>
-                <w:color w:val="1F2A37"/>
-                <w:sz w:val="15"/>
-              </w:rPr>
-              <w:t>PhD Candidate — HR analytics, AI &amp; organisational behaviour</w:t>
-            </w:r>
-          </w:p>
-          <w:p>
-            <w:pPr>
-              <w:pStyle w:val="ListBullet"/>
-              <w:spacing w:after="0"/>
-            </w:pPr>
-            <w:r>
-              <w:rPr>
-                <w:rFonts w:ascii="Calibri" w:hAnsi="Calibri" w:eastAsia="Calibri"/>
-                <w:b w:val="0"/>
-                <w:color w:val="1F2A37"/>
-                <w:sz w:val="15"/>
-              </w:rPr>
-              <w:t>Executive advisor on change &amp; organisational effectiveness</w:t>
-            </w:r>
-          </w:p>
-          <w:p>
-            <w:pPr>
-              <w:pStyle w:val="ListBullet"/>
-              <w:spacing w:after="0"/>
-            </w:pPr>
-            <w:r>
-              <w:rPr>
-                <w:rFonts w:ascii="Calibri" w:hAnsi="Calibri" w:eastAsia="Calibri"/>
-                <w:b w:val="0"/>
-                <w:color w:val="1F2A37"/>
-                <w:sz w:val="15"/>
-              </w:rPr>
-              <w:t>Workforce planning, talent &amp; performance leadership</w:t>
-            </w:r>
-          </w:p>
-          <w:p>
             <w:r>
               <w:rPr>
                 <w:rFonts w:ascii="Calibri" w:hAnsi="Calibri" w:eastAsia="Calibri"/>
@@ -279,21 +234,6 @@
                 <w:sz w:val="15"/>
               </w:rPr>
               <w:t>HR Strategy</w:t>
-            </w:r>
-          </w:p>
-          <w:p>
-            <w:pPr>
-              <w:pStyle w:val="ListBullet"/>
-              <w:spacing w:after="0"/>
-            </w:pPr>
-            <w:r>
-              <w:rPr>
-                <w:rFonts w:ascii="Calibri" w:hAnsi="Calibri" w:eastAsia="Calibri"/>
-                <w:b w:val="0"/>
-                <w:color w:val="1F2A37"/>
-                <w:sz w:val="15"/>
-              </w:rPr>
-              <w:t>Human Capital Management</w:t>
             </w:r>
           </w:p>
           <w:p>
@@ -353,21 +293,6 @@
                 <w:color w:val="1F2A37"/>
                 <w:sz w:val="15"/>
               </w:rPr>
-              <w:t>Succession Planning</w:t>
-            </w:r>
-          </w:p>
-          <w:p>
-            <w:pPr>
-              <w:pStyle w:val="ListBullet"/>
-              <w:spacing w:after="0"/>
-            </w:pPr>
-            <w:r>
-              <w:rPr>
-                <w:rFonts w:ascii="Calibri" w:hAnsi="Calibri" w:eastAsia="Calibri"/>
-                <w:b w:val="0"/>
-                <w:color w:val="1F2A37"/>
-                <w:sz w:val="15"/>
-              </w:rPr>
               <w:t>Change Management</w:t>
             </w:r>
           </w:p>
@@ -413,21 +338,6 @@
                 <w:color w:val="1F2A37"/>
                 <w:sz w:val="15"/>
               </w:rPr>
-              <w:t>Labour Law Compliance</w:t>
-            </w:r>
-          </w:p>
-          <w:p>
-            <w:pPr>
-              <w:pStyle w:val="ListBullet"/>
-              <w:spacing w:after="0"/>
-            </w:pPr>
-            <w:r>
-              <w:rPr>
-                <w:rFonts w:ascii="Calibri" w:hAnsi="Calibri" w:eastAsia="Calibri"/>
-                <w:b w:val="0"/>
-                <w:color w:val="1F2A37"/>
-                <w:sz w:val="15"/>
-              </w:rPr>
               <w:t>Corporate Governance</w:t>
             </w:r>
           </w:p>
@@ -459,21 +369,6 @@
                 <w:sz w:val="15"/>
               </w:rPr>
               <w:t>HR Analytics / HRIS</w:t>
-            </w:r>
-          </w:p>
-          <w:p>
-            <w:pPr>
-              <w:pStyle w:val="ListBullet"/>
-              <w:spacing w:after="0"/>
-            </w:pPr>
-            <w:r>
-              <w:rPr>
-                <w:rFonts w:ascii="Calibri" w:hAnsi="Calibri" w:eastAsia="Calibri"/>
-                <w:b w:val="0"/>
-                <w:color w:val="1F2A37"/>
-                <w:sz w:val="15"/>
-              </w:rPr>
-              <w:t>Stakeholder Engagement</w:t>
             </w:r>
           </w:p>
           <w:p>
@@ -745,22 +640,7 @@
                 <w:color w:val="1F2A37"/>
                 <w:sz w:val="15"/>
               </w:rPr>
-              <w:t>Led recruitment, employee relations, appraisals and staff welfare.</w:t>
-            </w:r>
-          </w:p>
-          <w:p>
-            <w:pPr>
-              <w:pStyle w:val="ListBullet"/>
-              <w:spacing w:after="0"/>
-            </w:pPr>
-            <w:r>
-              <w:rPr>
-                <w:rFonts w:ascii="Calibri" w:hAnsi="Calibri" w:eastAsia="Calibri"/>
-                <w:b w:val="0"/>
-                <w:color w:val="1F2A37"/>
-                <w:sz w:val="15"/>
-              </w:rPr>
-              <w:t>Improved HR policy implementation and operational efficiency.</w:t>
+              <w:t>Led recruitment, employee relations, performance systems and HR policy.</w:t>
             </w:r>
           </w:p>
           <w:p>
@@ -800,22 +680,7 @@
                 <w:color w:val="1F2A37"/>
                 <w:sz w:val="15"/>
               </w:rPr>
-              <w:t>Managed HR operations, welfare programmes and labour compliance.</w:t>
-            </w:r>
-          </w:p>
-          <w:p>
-            <w:pPr>
-              <w:pStyle w:val="ListBullet"/>
-              <w:spacing w:after="0"/>
-            </w:pPr>
-            <w:r>
-              <w:rPr>
-                <w:rFonts w:ascii="Calibri" w:hAnsi="Calibri" w:eastAsia="Calibri"/>
-                <w:b w:val="0"/>
-                <w:color w:val="1F2A37"/>
-                <w:sz w:val="15"/>
-              </w:rPr>
-              <w:t>Strengthened recruitment, retention and employee engagement.</w:t>
+              <w:t>Managed HR operations, welfare, labour compliance and staff engagement.</w:t>
             </w:r>
           </w:p>
           <w:p>
@@ -925,7 +790,7 @@
                 <w:color w:val="1F2A37"/>
                 <w:sz w:val="15"/>
               </w:rPr>
-              <w:t>Human Resource Analytics  ·  Artificial Intelligence  ·  Machine Learning  ·  Organisational Behaviour  ·  Occupational Burnout  ·  Employee Wellbeing  ·  Healthcare Management</w:t>
+              <w:t>Human Resource Analytics  ·  Artificial Intelligence  ·  Organisational Behaviour  ·  Occupational Burnout  ·  Employee Wellbeing</w:t>
             </w:r>
           </w:p>
         </w:tc>

--- a/racheal_cv/brief_versions/05_editorial_split/racheal_cv.docx
+++ b/racheal_cv/brief_versions/05_editorial_split/racheal_cv.docx
@@ -36,7 +36,7 @@
                 <w:color w:val="0A3A52"/>
                 <w:sz w:val="26"/>
               </w:rPr>
-              <w:t>RACHEAL NABUKEERA SEKAGIRI</w:t>
+              <w:t>RACHEAL NABUKEERA</w:t>
             </w:r>
           </w:p>
           <w:p>

--- a/racheal_cv/brief_versions/05_editorial_split/racheal_cv.docx
+++ b/racheal_cv/brief_versions/05_editorial_split/racheal_cv.docx
@@ -435,7 +435,7 @@
                 <w:color w:val="1F2A37"/>
                 <w:sz w:val="15"/>
               </w:rPr>
-              <w:t>Member, Federation of Uganda Employers (FUE)  ·  English (Fluent)  ·  Luganda (Fluent)  ·  References available on request</w:t>
+              <w:t>Member, Federation of Uganda Employers (FUE)  ·  English (Fluent)  ·  Luganda (Fluent)</w:t>
             </w:r>
           </w:p>
         </w:tc>

--- a/racheal_cv/brief_versions/05_editorial_split/racheal_cv.docx
+++ b/racheal_cv/brief_versions/05_editorial_split/racheal_cv.docx
@@ -58,7 +58,7 @@
                 <w:color w:val="5B6B7C"/>
                 <w:sz w:val="15"/>
               </w:rPr>
-              <w:t>Kampala, Uganda · +256 772 849258  ·  +256 701 849258 · info@fairbanksmedicalcentre.org</w:t>
+              <w:t>Kampala, Uganda · +256 772 849258  ·  +256 701 849258 · info@fairbanksmedicalcentre.org | nracheal017@gmail.com</w:t>
             </w:r>
           </w:p>
         </w:tc>
